--- a/sales-productivity-initiative.docx
+++ b/sales-productivity-initiative.docx
@@ -2369,7 +2369,7 @@
               <w:rPr>
                 <w:sz w:val="19"/>
               </w:rPr>
-              <w:t>4–6</w:t>
+              <w:t>2–3</w:t>
             </w:r>
           </w:p>
         </w:tc>
@@ -2409,7 +2409,7 @@
                 <w:b/>
                 <w:sz w:val="19"/>
               </w:rPr>
-              <w:t>31–41</w:t>
+              <w:t>29–38</w:t>
             </w:r>
           </w:p>
         </w:tc>
@@ -3350,7 +3350,7 @@
               <w:rPr>
                 <w:sz w:val="19"/>
               </w:rPr>
-              <w:t>10–14</w:t>
+              <w:t>4–6</w:t>
             </w:r>
           </w:p>
         </w:tc>
@@ -3390,7 +3390,7 @@
                 <w:b/>
                 <w:sz w:val="19"/>
               </w:rPr>
-              <w:t>80–103</w:t>
+              <w:t>74–95</w:t>
             </w:r>
           </w:p>
         </w:tc>
@@ -3747,7 +3747,7 @@
               <w:rPr>
                 <w:sz w:val="19"/>
               </w:rPr>
-              <w:t>3–4</w:t>
+              <w:t>1–2</w:t>
             </w:r>
           </w:p>
         </w:tc>
@@ -3789,7 +3789,7 @@
                 <w:b/>
                 <w:sz w:val="19"/>
               </w:rPr>
-              <w:t>20–28</w:t>
+              <w:t>18–26</w:t>
             </w:r>
           </w:p>
         </w:tc>
@@ -4011,7 +4011,7 @@
               <w:rPr>
                 <w:sz w:val="19"/>
               </w:rPr>
-              <w:t>4–6</w:t>
+              <w:t>2–3</w:t>
             </w:r>
           </w:p>
         </w:tc>
@@ -4029,7 +4029,7 @@
               <w:rPr>
                 <w:sz w:val="19"/>
               </w:rPr>
-              <w:t>31–41</w:t>
+              <w:t>29–38</w:t>
             </w:r>
           </w:p>
         </w:tc>
@@ -4107,7 +4107,7 @@
               <w:rPr>
                 <w:sz w:val="19"/>
               </w:rPr>
-              <w:t>10–14</w:t>
+              <w:t>4–6</w:t>
             </w:r>
           </w:p>
         </w:tc>
@@ -4126,7 +4126,7 @@
               <w:rPr>
                 <w:sz w:val="19"/>
               </w:rPr>
-              <w:t>80–103</w:t>
+              <w:t>74–95</w:t>
             </w:r>
           </w:p>
         </w:tc>
@@ -4200,7 +4200,7 @@
               <w:rPr>
                 <w:sz w:val="19"/>
               </w:rPr>
-              <w:t>3–4</w:t>
+              <w:t>1–2</w:t>
             </w:r>
           </w:p>
         </w:tc>
@@ -4218,7 +4218,7 @@
               <w:rPr>
                 <w:sz w:val="19"/>
               </w:rPr>
-              <w:t>20–28</w:t>
+              <w:t>18–26</w:t>
             </w:r>
           </w:p>
         </w:tc>
@@ -4298,7 +4298,7 @@
                 <w:b/>
                 <w:sz w:val="19"/>
               </w:rPr>
-              <w:t>17–24</w:t>
+              <w:t>7–11</w:t>
             </w:r>
           </w:p>
         </w:tc>
@@ -4318,7 +4318,7 @@
                 <w:b/>
                 <w:sz w:val="19"/>
               </w:rPr>
-              <w:t>131–172</w:t>
+              <w:t>121–159</w:t>
             </w:r>
           </w:p>
         </w:tc>
@@ -4440,7 +4440,7 @@
               <w:rPr>
                 <w:sz w:val="19"/>
               </w:rPr>
-              <w:t>31–41</w:t>
+              <w:t>29–38</w:t>
             </w:r>
           </w:p>
         </w:tc>
@@ -4480,7 +4480,7 @@
               <w:rPr>
                 <w:sz w:val="19"/>
               </w:rPr>
-              <w:t>80–103</w:t>
+              <w:t>74–95</w:t>
             </w:r>
           </w:p>
         </w:tc>
@@ -4518,7 +4518,7 @@
               <w:rPr>
                 <w:sz w:val="19"/>
               </w:rPr>
-              <w:t>20–28</w:t>
+              <w:t>18–26</w:t>
             </w:r>
           </w:p>
         </w:tc>
@@ -4560,7 +4560,7 @@
                 <w:b/>
                 <w:sz w:val="19"/>
               </w:rPr>
-              <w:t>131–172</w:t>
+              <w:t>121–159</w:t>
             </w:r>
           </w:p>
         </w:tc>

--- a/sales-productivity-initiative.docx
+++ b/sales-productivity-initiative.docx
@@ -629,7 +629,7 @@
         <w:rPr>
           <w:b/>
         </w:rPr>
-        <w:t>Development estimate: 24–30 hours</w:t>
+        <w:t>Development estimate: 27–30 hours</w:t>
       </w:r>
       <w:r/>
     </w:p>
@@ -1179,7 +1179,7 @@
         <w:rPr>
           <w:b/>
         </w:rPr>
-        <w:t>Development estimate: 35–40 hours</w:t>
+        <w:t>Development estimate: 38–40 hours</w:t>
       </w:r>
       <w:r/>
     </w:p>
@@ -1295,7 +1295,7 @@
         <w:rPr>
           <w:b/>
         </w:rPr>
-        <w:t>Development estimate: 18–26 hours</w:t>
+        <w:t>Development estimate: 22–26 hours</w:t>
       </w:r>
       <w:r>
         <w:t xml:space="preserve"> (expanded from original 12–16 to include reverse venue lookup)</w:t>
@@ -1357,7 +1357,7 @@
         <w:rPr>
           <w:b/>
         </w:rPr>
-        <w:t>Development estimate: 12–16 hours</w:t>
+        <w:t>Development estimate: 13–16 hours</w:t>
       </w:r>
       <w:r/>
     </w:p>
@@ -1431,7 +1431,7 @@
         <w:rPr>
           <w:b/>
         </w:rPr>
-        <w:t>Development estimate: 15–18 hours</w:t>
+        <w:t>Development estimate: 18–21 hours</w:t>
       </w:r>
       <w:r/>
     </w:p>
@@ -2015,7 +2015,7 @@
                 <w:b/>
                 <w:sz w:val="19"/>
               </w:rPr>
-              <w:t>24–30</w:t>
+              <w:t>27–30</w:t>
             </w:r>
           </w:p>
         </w:tc>
@@ -2093,7 +2093,7 @@
               <w:rPr>
                 <w:sz w:val="19"/>
               </w:rPr>
-              <w:t>6–10</w:t>
+              <w:t>8–10</w:t>
             </w:r>
           </w:p>
         </w:tc>
@@ -2211,7 +2211,7 @@
               <w:rPr>
                 <w:sz w:val="19"/>
               </w:rPr>
-              <w:t>4–6</w:t>
+              <w:t>5–6</w:t>
             </w:r>
           </w:p>
         </w:tc>
@@ -2329,7 +2329,7 @@
                 <w:b/>
                 <w:sz w:val="19"/>
               </w:rPr>
-              <w:t>27–35</w:t>
+              <w:t>30–35</w:t>
             </w:r>
           </w:p>
         </w:tc>
@@ -2409,7 +2409,7 @@
                 <w:b/>
                 <w:sz w:val="19"/>
               </w:rPr>
-              <w:t>29–38</w:t>
+              <w:t>32–38</w:t>
             </w:r>
           </w:p>
         </w:tc>
@@ -2530,7 +2530,7 @@
                 <w:b/>
                 <w:sz w:val="19"/>
               </w:rPr>
-              <w:t>35–40</w:t>
+              <w:t>38–40</w:t>
             </w:r>
           </w:p>
         </w:tc>
@@ -2570,7 +2570,7 @@
               <w:rPr>
                 <w:sz w:val="19"/>
               </w:rPr>
-              <w:t>8–12</w:t>
+              <w:t>10–12</w:t>
             </w:r>
           </w:p>
         </w:tc>
@@ -2648,7 +2648,7 @@
               <w:rPr>
                 <w:sz w:val="19"/>
               </w:rPr>
-              <w:t>6–10</w:t>
+              <w:t>8–10</w:t>
             </w:r>
           </w:p>
         </w:tc>
@@ -2686,7 +2686,7 @@
               <w:rPr>
                 <w:sz w:val="19"/>
               </w:rPr>
-              <w:t>8–12</w:t>
+              <w:t>9–12</w:t>
             </w:r>
           </w:p>
         </w:tc>
@@ -2804,7 +2804,7 @@
                 <w:b/>
                 <w:sz w:val="19"/>
               </w:rPr>
-              <w:t>18–26</w:t>
+              <w:t>22–26</w:t>
             </w:r>
           </w:p>
         </w:tc>
@@ -2842,7 +2842,7 @@
               <w:rPr>
                 <w:sz w:val="19"/>
               </w:rPr>
-              <w:t>3–4</w:t>
+              <w:t>4–4</w:t>
             </w:r>
           </w:p>
         </w:tc>
@@ -2920,7 +2920,7 @@
               <w:rPr>
                 <w:sz w:val="19"/>
               </w:rPr>
-              <w:t>4–6</w:t>
+              <w:t>5–6</w:t>
             </w:r>
           </w:p>
         </w:tc>
@@ -2998,7 +2998,7 @@
               <w:rPr>
                 <w:sz w:val="19"/>
               </w:rPr>
-              <w:t>4–6</w:t>
+              <w:t>5–6</w:t>
             </w:r>
           </w:p>
         </w:tc>
@@ -3038,7 +3038,7 @@
               <w:rPr>
                 <w:sz w:val="19"/>
               </w:rPr>
-              <w:t>2–4</w:t>
+              <w:t>3–4</w:t>
             </w:r>
           </w:p>
         </w:tc>
@@ -3116,7 +3116,7 @@
                 <w:b/>
                 <w:sz w:val="19"/>
               </w:rPr>
-              <w:t>12–16</w:t>
+              <w:t>13–16</w:t>
             </w:r>
           </w:p>
         </w:tc>
@@ -3154,7 +3154,7 @@
               <w:rPr>
                 <w:sz w:val="19"/>
               </w:rPr>
-              <w:t>6–10</w:t>
+              <w:t>7–10</w:t>
             </w:r>
           </w:p>
         </w:tc>
@@ -3310,7 +3310,7 @@
                 <w:b/>
                 <w:sz w:val="19"/>
               </w:rPr>
-              <w:t>70–89</w:t>
+              <w:t>78–89</w:t>
             </w:r>
           </w:p>
         </w:tc>
@@ -3390,7 +3390,7 @@
                 <w:b/>
                 <w:sz w:val="19"/>
               </w:rPr>
-              <w:t>74–95</w:t>
+              <w:t>82–95</w:t>
             </w:r>
           </w:p>
         </w:tc>
@@ -3511,7 +3511,7 @@
                 <w:b/>
                 <w:sz w:val="19"/>
               </w:rPr>
-              <w:t>15–18</w:t>
+              <w:t>18–21</w:t>
             </w:r>
           </w:p>
         </w:tc>
@@ -3551,7 +3551,7 @@
               <w:rPr>
                 <w:sz w:val="19"/>
               </w:rPr>
-              <w:t>8–10</w:t>
+              <w:t>9–10</w:t>
             </w:r>
           </w:p>
         </w:tc>
@@ -3589,7 +3589,7 @@
               <w:rPr>
                 <w:sz w:val="19"/>
               </w:rPr>
-              <w:t>4–6</w:t>
+              <w:t>5–6</w:t>
             </w:r>
           </w:p>
         </w:tc>
@@ -3629,7 +3629,7 @@
               <w:rPr>
                 <w:sz w:val="19"/>
               </w:rPr>
-              <w:t>3–5</w:t>
+              <w:t>4–5</w:t>
             </w:r>
           </w:p>
         </w:tc>
@@ -3709,7 +3709,7 @@
                 <w:b/>
                 <w:sz w:val="19"/>
               </w:rPr>
-              <w:t>17–24</w:t>
+              <w:t>20–24</w:t>
             </w:r>
           </w:p>
         </w:tc>
@@ -3789,7 +3789,7 @@
                 <w:b/>
                 <w:sz w:val="19"/>
               </w:rPr>
-              <w:t>18–26</w:t>
+              <w:t>21–26</w:t>
             </w:r>
           </w:p>
         </w:tc>
@@ -3993,7 +3993,7 @@
               <w:rPr>
                 <w:sz w:val="19"/>
               </w:rPr>
-              <w:t>27–35</w:t>
+              <w:t>30–35</w:t>
             </w:r>
           </w:p>
         </w:tc>
@@ -4029,7 +4029,7 @@
               <w:rPr>
                 <w:sz w:val="19"/>
               </w:rPr>
-              <w:t>29–38</w:t>
+              <w:t>32–38</w:t>
             </w:r>
           </w:p>
         </w:tc>
@@ -4088,7 +4088,7 @@
               <w:rPr>
                 <w:sz w:val="19"/>
               </w:rPr>
-              <w:t>70–89</w:t>
+              <w:t>78–89</w:t>
             </w:r>
           </w:p>
         </w:tc>
@@ -4126,7 +4126,7 @@
               <w:rPr>
                 <w:sz w:val="19"/>
               </w:rPr>
-              <w:t>74–95</w:t>
+              <w:t>82–95</w:t>
             </w:r>
           </w:p>
         </w:tc>
@@ -4182,7 +4182,7 @@
               <w:rPr>
                 <w:sz w:val="19"/>
               </w:rPr>
-              <w:t>17–24</w:t>
+              <w:t>20–24</w:t>
             </w:r>
           </w:p>
         </w:tc>
@@ -4218,7 +4218,7 @@
               <w:rPr>
                 <w:sz w:val="19"/>
               </w:rPr>
-              <w:t>18–26</w:t>
+              <w:t>21–26</w:t>
             </w:r>
           </w:p>
         </w:tc>
@@ -4278,7 +4278,7 @@
                 <w:b/>
                 <w:sz w:val="19"/>
               </w:rPr>
-              <w:t>114–148</w:t>
+              <w:t>128–148</w:t>
             </w:r>
           </w:p>
         </w:tc>
@@ -4318,7 +4318,7 @@
                 <w:b/>
                 <w:sz w:val="19"/>
               </w:rPr>
-              <w:t>121–159</w:t>
+              <w:t>135–159</w:t>
             </w:r>
           </w:p>
         </w:tc>
@@ -4440,7 +4440,7 @@
               <w:rPr>
                 <w:sz w:val="19"/>
               </w:rPr>
-              <w:t>29–38</w:t>
+              <w:t>32–38</w:t>
             </w:r>
           </w:p>
         </w:tc>
@@ -4480,7 +4480,7 @@
               <w:rPr>
                 <w:sz w:val="19"/>
               </w:rPr>
-              <w:t>74–95</w:t>
+              <w:t>82–95</w:t>
             </w:r>
           </w:p>
         </w:tc>
@@ -4518,7 +4518,7 @@
               <w:rPr>
                 <w:sz w:val="19"/>
               </w:rPr>
-              <w:t>18–26</w:t>
+              <w:t>21–26</w:t>
             </w:r>
           </w:p>
         </w:tc>
@@ -4560,7 +4560,7 @@
                 <w:b/>
                 <w:sz w:val="19"/>
               </w:rPr>
-              <w:t>121–159</w:t>
+              <w:t>135–159</w:t>
             </w:r>
           </w:p>
         </w:tc>

--- a/sales-productivity-initiative.docx
+++ b/sales-productivity-initiative.docx
@@ -629,7 +629,7 @@
         <w:rPr>
           <w:b/>
         </w:rPr>
-        <w:t>Development estimate: 27–30 hours</w:t>
+        <w:t>Development estimate: 25–27 hours</w:t>
       </w:r>
       <w:r/>
     </w:p>
@@ -2015,7 +2015,7 @@
                 <w:b/>
                 <w:sz w:val="19"/>
               </w:rPr>
-              <w:t>27–30</w:t>
+              <w:t>25–27</w:t>
             </w:r>
           </w:p>
         </w:tc>
@@ -2231,7 +2231,7 @@
               <w:rPr>
                 <w:sz w:val="19"/>
               </w:rPr>
-              <w:t>Demo prep &amp; walkthrough with stakeholders</w:t>
+              <w:t>Cross-cutting (infra setup, config, API key management)</w:t>
             </w:r>
           </w:p>
         </w:tc>
@@ -2249,7 +2249,7 @@
               <w:rPr>
                 <w:sz w:val="19"/>
               </w:rPr>
-              <w:t>2–3</w:t>
+              <w:t>3–5</w:t>
             </w:r>
           </w:p>
         </w:tc>
@@ -2268,9 +2268,10 @@
             </w:r>
             <w:r>
               <w:rPr>
-                <w:sz w:val="19"/>
-              </w:rPr>
-              <w:t>Cross-cutting (infra setup, config, API key management)</w:t>
+                <w:b/>
+                <w:sz w:val="19"/>
+              </w:rPr>
+              <w:t>Phase 1 Development Subtotal</w:t>
             </w:r>
           </w:p>
         </w:tc>
@@ -2287,9 +2288,10 @@
             </w:r>
             <w:r>
               <w:rPr>
-                <w:sz w:val="19"/>
-              </w:rPr>
-              <w:t>3–5</w:t>
+                <w:b/>
+                <w:sz w:val="19"/>
+              </w:rPr>
+              <w:t>28–32</w:t>
             </w:r>
           </w:p>
         </w:tc>
@@ -2307,10 +2309,9 @@
             </w:r>
             <w:r>
               <w:rPr>
-                <w:b/>
-                <w:sz w:val="19"/>
-              </w:rPr>
-              <w:t>Phase 1 Development Subtotal</w:t>
+                <w:sz w:val="19"/>
+              </w:rPr>
+              <w:t>Project management, meetings, &amp; demos</w:t>
             </w:r>
           </w:p>
         </w:tc>
@@ -2326,10 +2327,9 @@
             </w:r>
             <w:r>
               <w:rPr>
-                <w:b/>
-                <w:sz w:val="19"/>
-              </w:rPr>
-              <w:t>30–35</w:t>
+                <w:sz w:val="19"/>
+              </w:rPr>
+              <w:t>2–3</w:t>
             </w:r>
           </w:p>
         </w:tc>
@@ -2348,9 +2348,10 @@
             </w:r>
             <w:r>
               <w:rPr>
-                <w:sz w:val="19"/>
-              </w:rPr>
-              <w:t>Project management, meetings, &amp; demos</w:t>
+                <w:b/>
+                <w:sz w:val="19"/>
+              </w:rPr>
+              <w:t>Phase 1 Total</w:t>
             </w:r>
           </w:p>
         </w:tc>
@@ -2367,49 +2368,10 @@
             </w:r>
             <w:r>
               <w:rPr>
-                <w:sz w:val="19"/>
-              </w:rPr>
-              <w:t>2–3</w:t>
-            </w:r>
-          </w:p>
-        </w:tc>
-      </w:tr>
-      <w:tr>
-        <w:tc>
-          <w:tcPr>
-            <w:tcW w:type="dxa" w:w="4320"/>
-          </w:tcPr>
-          <w:p>
-            <w:r>
-              <w:rPr>
-                <w:sz w:val="19"/>
-              </w:rPr>
-            </w:r>
-            <w:r>
-              <w:rPr>
                 <w:b/>
                 <w:sz w:val="19"/>
               </w:rPr>
-              <w:t>Phase 1 Total</w:t>
-            </w:r>
-          </w:p>
-        </w:tc>
-        <w:tc>
-          <w:tcPr>
-            <w:tcW w:type="dxa" w:w="4320"/>
-          </w:tcPr>
-          <w:p>
-            <w:r>
-              <w:rPr>
-                <w:sz w:val="19"/>
-              </w:rPr>
-            </w:r>
-            <w:r>
-              <w:rPr>
-                <w:b/>
-                <w:sz w:val="19"/>
-              </w:rPr>
-              <w:t>32–38</w:t>
+              <w:t>30–35</w:t>
             </w:r>
           </w:p>
         </w:tc>
@@ -3993,7 +3955,7 @@
               <w:rPr>
                 <w:sz w:val="19"/>
               </w:rPr>
-              <w:t>30–35</w:t>
+              <w:t>28–32</w:t>
             </w:r>
           </w:p>
         </w:tc>
@@ -4029,7 +3991,7 @@
               <w:rPr>
                 <w:sz w:val="19"/>
               </w:rPr>
-              <w:t>32–38</w:t>
+              <w:t>30–35</w:t>
             </w:r>
           </w:p>
         </w:tc>
@@ -4278,7 +4240,7 @@
                 <w:b/>
                 <w:sz w:val="19"/>
               </w:rPr>
-              <w:t>128–148</w:t>
+              <w:t>126–145</w:t>
             </w:r>
           </w:p>
         </w:tc>
@@ -4318,7 +4280,7 @@
                 <w:b/>
                 <w:sz w:val="19"/>
               </w:rPr>
-              <w:t>135–159</w:t>
+              <w:t>133–156</w:t>
             </w:r>
           </w:p>
         </w:tc>
@@ -4440,7 +4402,7 @@
               <w:rPr>
                 <w:sz w:val="19"/>
               </w:rPr>
-              <w:t>32–38</w:t>
+              <w:t>30–35</w:t>
             </w:r>
           </w:p>
         </w:tc>
@@ -4560,7 +4522,7 @@
                 <w:b/>
                 <w:sz w:val="19"/>
               </w:rPr>
-              <w:t>135–159</w:t>
+              <w:t>133–156</w:t>
             </w:r>
           </w:p>
         </w:tc>

--- a/sales-productivity-initiative.docx
+++ b/sales-productivity-initiative.docx
@@ -220,13 +220,22 @@
         <w:rPr>
           <w:b/>
         </w:rPr>
-        <w:t>Recommended approach: Outscraper (POC) + Lobstr.io (ongoing monitoring)</w:t>
+        <w:t>Recommended approach: Lobstr.io (automated scraping)</w:t>
       </w:r>
       <w:r/>
     </w:p>
     <w:p>
       <w:r>
-        <w:t>Third-party scraping services bypass the API limits using cloud-based browser automation. They support keyword filtering (e.g., "parking"), unlimited review counts, and export to CSV/JSON.</w:t>
+        <w:t xml:space="preserve">Third-party scraping services bypass the API limits using cloud-based browser automation. We are using </w:t>
+      </w:r>
+      <w:r>
+        <w:rPr>
+          <w:b/>
+        </w:rPr>
+        <w:t>Lobstr.io</w:t>
+      </w:r>
+      <w:r>
+        <w:t xml:space="preserve"> for its automation capabilities — scheduled recurring scrapes ("Squids") that can run on a loop (e.g., weekly), with keyword filtering, language/date filters, and direct export to CSV, JSON, Google Sheets, or S3.</w:t>
       </w:r>
     </w:p>
     <w:tbl>
@@ -244,14 +253,13 @@
         </w:tblBorders>
       </w:tblPr>
       <w:tblGrid>
-        <w:gridCol w:w="2880"/>
-        <w:gridCol w:w="2880"/>
-        <w:gridCol w:w="2880"/>
+        <w:gridCol w:w="4320"/>
+        <w:gridCol w:w="4320"/>
       </w:tblGrid>
       <w:tr>
         <w:tc>
           <w:tcPr>
-            <w:tcW w:type="dxa" w:w="2880"/>
+            <w:tcW w:type="dxa" w:w="4320"/>
             <w:shd w:fill="1B3A5C" w:val="clear"/>
           </w:tcPr>
           <w:p>
@@ -268,35 +276,13 @@
                 <w:color w:val="FFFFFF"/>
                 <w:sz w:val="19"/>
               </w:rPr>
+              <w:t>Feature</w:t>
             </w:r>
           </w:p>
         </w:tc>
         <w:tc>
           <w:tcPr>
-            <w:tcW w:type="dxa" w:w="2880"/>
-            <w:shd w:fill="1B3A5C" w:val="clear"/>
-          </w:tcPr>
-          <w:p>
-            <w:r>
-              <w:rPr>
-                <w:b/>
-                <w:color w:val="FFFFFF"/>
-                <w:sz w:val="19"/>
-              </w:rPr>
-            </w:r>
-            <w:r>
-              <w:rPr>
-                <w:b/>
-                <w:color w:val="FFFFFF"/>
-                <w:sz w:val="19"/>
-              </w:rPr>
-              <w:t>Outscraper</w:t>
-            </w:r>
-          </w:p>
-        </w:tc>
-        <w:tc>
-          <w:tcPr>
-            <w:tcW w:type="dxa" w:w="2880"/>
+            <w:tcW w:type="dxa" w:w="4320"/>
             <w:shd w:fill="1B3A5C" w:val="clear"/>
           </w:tcPr>
           <w:p>
@@ -321,7 +307,7 @@
       <w:tr>
         <w:tc>
           <w:tcPr>
-            <w:tcW w:type="dxa" w:w="2880"/>
+            <w:tcW w:type="dxa" w:w="4320"/>
           </w:tcPr>
           <w:p>
             <w:r>
@@ -340,7 +326,7 @@
         </w:tc>
         <w:tc>
           <w:tcPr>
-            <w:tcW w:type="dxa" w:w="2880"/>
+            <w:tcW w:type="dxa" w:w="4320"/>
           </w:tcPr>
           <w:p>
             <w:r>
@@ -352,25 +338,7 @@
               <w:rPr>
                 <w:sz w:val="19"/>
               </w:rPr>
-              <w:t>Discovery — find businesses + scrape reviews in one go</w:t>
-            </w:r>
-          </w:p>
-        </w:tc>
-        <w:tc>
-          <w:tcPr>
-            <w:tcW w:type="dxa" w:w="2880"/>
-          </w:tcPr>
-          <w:p>
-            <w:r>
-              <w:rPr>
-                <w:sz w:val="19"/>
-              </w:rPr>
-            </w:r>
-            <w:r>
-              <w:rPr>
-                <w:sz w:val="19"/>
-              </w:rPr>
-              <w:t>Automation — scheduled recurring scrapes</w:t>
+              <w:t>Automated, scheduled recurring scrapes</w:t>
             </w:r>
           </w:p>
         </w:tc>
@@ -378,7 +346,7 @@
       <w:tr>
         <w:tc>
           <w:tcPr>
-            <w:tcW w:type="dxa" w:w="2880"/>
+            <w:tcW w:type="dxa" w:w="4320"/>
             <w:shd w:fill="F2F6FA" w:val="clear"/>
           </w:tcPr>
           <w:p>
@@ -398,7 +366,7 @@
         </w:tc>
         <w:tc>
           <w:tcPr>
-            <w:tcW w:type="dxa" w:w="2880"/>
+            <w:tcW w:type="dxa" w:w="4320"/>
             <w:shd w:fill="F2F6FA" w:val="clear"/>
           </w:tcPr>
           <w:p>
@@ -411,26 +379,7 @@
               <w:rPr>
                 <w:sz w:val="19"/>
               </w:rPr>
-              <w:t>Yes — keyword queries + rating filters</w:t>
-            </w:r>
-          </w:p>
-        </w:tc>
-        <w:tc>
-          <w:tcPr>
-            <w:tcW w:type="dxa" w:w="2880"/>
-            <w:shd w:fill="F2F6FA" w:val="clear"/>
-          </w:tcPr>
-          <w:p>
-            <w:r>
-              <w:rPr>
-                <w:sz w:val="19"/>
-              </w:rPr>
-            </w:r>
-            <w:r>
-              <w:rPr>
-                <w:sz w:val="19"/>
-              </w:rPr>
-              <w:t>Yes — keyword, language, date filters</w:t>
+              <w:t>Yes — keyword search, language, and date filters</w:t>
             </w:r>
           </w:p>
         </w:tc>
@@ -438,7 +387,7 @@
       <w:tr>
         <w:tc>
           <w:tcPr>
-            <w:tcW w:type="dxa" w:w="2880"/>
+            <w:tcW w:type="dxa" w:w="4320"/>
           </w:tcPr>
           <w:p>
             <w:r>
@@ -457,25 +406,7 @@
         </w:tc>
         <w:tc>
           <w:tcPr>
-            <w:tcW w:type="dxa" w:w="2880"/>
-          </w:tcPr>
-          <w:p>
-            <w:r>
-              <w:rPr>
-                <w:sz w:val="19"/>
-              </w:rPr>
-            </w:r>
-            <w:r>
-              <w:rPr>
-                <w:sz w:val="19"/>
-              </w:rPr>
-              <w:t>CSV, XLSX, JSON, Parquet</w:t>
-            </w:r>
-          </w:p>
-        </w:tc>
-        <w:tc>
-          <w:tcPr>
-            <w:tcW w:type="dxa" w:w="2880"/>
+            <w:tcW w:type="dxa" w:w="4320"/>
           </w:tcPr>
           <w:p>
             <w:r>
@@ -495,7 +426,7 @@
       <w:tr>
         <w:tc>
           <w:tcPr>
-            <w:tcW w:type="dxa" w:w="2880"/>
+            <w:tcW w:type="dxa" w:w="4320"/>
             <w:shd w:fill="F2F6FA" w:val="clear"/>
           </w:tcPr>
           <w:p>
@@ -515,7 +446,7 @@
         </w:tc>
         <w:tc>
           <w:tcPr>
-            <w:tcW w:type="dxa" w:w="2880"/>
+            <w:tcW w:type="dxa" w:w="4320"/>
             <w:shd w:fill="F2F6FA" w:val="clear"/>
           </w:tcPr>
           <w:p>
@@ -528,26 +459,7 @@
               <w:rPr>
                 <w:sz w:val="19"/>
               </w:rPr>
-              <w:t>First 500 reviews free</w:t>
-            </w:r>
-          </w:p>
-        </w:tc>
-        <w:tc>
-          <w:tcPr>
-            <w:tcW w:type="dxa" w:w="2880"/>
-            <w:shd w:fill="F2F6FA" w:val="clear"/>
-          </w:tcPr>
-          <w:p>
-            <w:r>
-              <w:rPr>
-                <w:sz w:val="19"/>
-              </w:rPr>
-            </w:r>
-            <w:r>
-              <w:rPr>
-                <w:sz w:val="19"/>
-              </w:rPr>
-              <w:t>100–1,000 credits (varies)</w:t>
+              <w:t>100–1,000 credits (varies by signup)</w:t>
             </w:r>
           </w:p>
         </w:tc>
@@ -555,7 +467,7 @@
       <w:tr>
         <w:tc>
           <w:tcPr>
-            <w:tcW w:type="dxa" w:w="2880"/>
+            <w:tcW w:type="dxa" w:w="4320"/>
           </w:tcPr>
           <w:p>
             <w:r>
@@ -574,7 +486,7 @@
         </w:tc>
         <w:tc>
           <w:tcPr>
-            <w:tcW w:type="dxa" w:w="2880"/>
+            <w:tcW w:type="dxa" w:w="4320"/>
           </w:tcPr>
           <w:p>
             <w:r>
@@ -586,13 +498,36 @@
               <w:rPr>
                 <w:sz w:val="19"/>
               </w:rPr>
-              <w:t>$3 per 1,000 reviews</w:t>
+              <w:t>Starts at $10/mo (~10K credits)</w:t>
+            </w:r>
+          </w:p>
+        </w:tc>
+      </w:tr>
+      <w:tr>
+        <w:tc>
+          <w:tcPr>
+            <w:tcW w:type="dxa" w:w="4320"/>
+            <w:shd w:fill="F2F6FA" w:val="clear"/>
+          </w:tcPr>
+          <w:p>
+            <w:r>
+              <w:rPr>
+                <w:sz w:val="19"/>
+              </w:rPr>
+            </w:r>
+            <w:r>
+              <w:rPr>
+                <w:b/>
+                <w:sz w:val="19"/>
+              </w:rPr>
+              <w:t>Automation</w:t>
             </w:r>
           </w:p>
         </w:tc>
         <w:tc>
           <w:tcPr>
-            <w:tcW w:type="dxa" w:w="2880"/>
+            <w:tcW w:type="dxa" w:w="4320"/>
+            <w:shd w:fill="F2F6FA" w:val="clear"/>
           </w:tcPr>
           <w:p>
             <w:r>
@@ -604,7 +539,7 @@
               <w:rPr>
                 <w:sz w:val="19"/>
               </w:rPr>
-              <w:t>Starts at $10/mo (~10K credits)</w:t>
+              <w:t>Squid instances run on configurable schedules (daily, weekly, etc.)</w:t>
             </w:r>
           </w:p>
         </w:tc>
@@ -906,7 +841,7 @@
               <w:rPr>
                 <w:sz w:val="19"/>
               </w:rPr>
-              <w:t>Outscraper reviews + GPT-4o</w:t>
+              <w:t>Lobstr.io reviews + GPT-4o</w:t>
             </w:r>
           </w:p>
         </w:tc>
@@ -2036,7 +1971,7 @@
               <w:rPr>
                 <w:sz w:val="19"/>
               </w:rPr>
-              <w:t>Outscraper integration (keyword-filtered review scraping + property discovery)</w:t>
+              <w:t>Lobstr.io integration (keyword-filtered review scraping + property discovery)</w:t>
             </w:r>
           </w:p>
         </w:tc>
@@ -4647,7 +4582,7 @@
               <w:rPr>
                 <w:sz w:val="19"/>
               </w:rPr>
-              <w:t>Outscraper (review scraping)</w:t>
+              <w:t>Lobstr.io (automated review scraping)</w:t>
             </w:r>
           </w:p>
         </w:tc>
@@ -4665,7 +4600,7 @@
               <w:rPr>
                 <w:sz w:val="19"/>
               </w:rPr>
-              <w:t>~$15–75</w:t>
+              <w:t>~$10–30/month</w:t>
             </w:r>
           </w:p>
         </w:tc>
@@ -4683,7 +4618,7 @@
               <w:rPr>
                 <w:sz w:val="19"/>
               </w:rPr>
-              <w:t>Pay-as-you-go, $3/1K reviews. Free tier covers POC.</w:t>
+              <w:t>Starts at $10/mo (~10K credits). Scales with property count.</w:t>
             </w:r>
           </w:p>
         </w:tc>
@@ -4704,7 +4639,7 @@
               <w:rPr>
                 <w:sz w:val="19"/>
               </w:rPr>
-              <w:t>Lobstr.io (automated recurring scans)</w:t>
+              <w:t>Google Maps API</w:t>
             </w:r>
           </w:p>
         </w:tc>
@@ -4723,7 +4658,7 @@
               <w:rPr>
                 <w:sz w:val="19"/>
               </w:rPr>
-              <w:t>~$10</w:t>
+              <w:t>~$5–20</w:t>
             </w:r>
           </w:p>
         </w:tc>
@@ -4742,7 +4677,7 @@
               <w:rPr>
                 <w:sz w:val="19"/>
               </w:rPr>
-              <w:t>Optional — add when scaling to automated weekly scans</w:t>
+              <w:t>Distance calculations for venue proximity. Free tier covers most usage.</w:t>
             </w:r>
           </w:p>
         </w:tc>
@@ -4762,7 +4697,7 @@
               <w:rPr>
                 <w:sz w:val="19"/>
               </w:rPr>
-              <w:t>Google Maps API</w:t>
+              <w:t>Ticketmaster / SeatGeek API</w:t>
             </w:r>
           </w:p>
         </w:tc>
@@ -4780,7 +4715,7 @@
               <w:rPr>
                 <w:sz w:val="19"/>
               </w:rPr>
-              <w:t>~$5–20</w:t>
+              <w:t>$0</w:t>
             </w:r>
           </w:p>
         </w:tc>
@@ -4798,7 +4733,7 @@
               <w:rPr>
                 <w:sz w:val="19"/>
               </w:rPr>
-              <w:t>Distance calculations for venue proximity. Free tier covers most usage.</w:t>
+              <w:t>Free tier sufficient for event data</w:t>
             </w:r>
           </w:p>
         </w:tc>
@@ -4819,7 +4754,7 @@
               <w:rPr>
                 <w:sz w:val="19"/>
               </w:rPr>
-              <w:t>Ticketmaster / SeatGeek API</w:t>
+              <w:t>OpenAI GPT-4o</w:t>
             </w:r>
           </w:p>
         </w:tc>
@@ -4838,7 +4773,7 @@
               <w:rPr>
                 <w:sz w:val="19"/>
               </w:rPr>
-              <w:t>$0</w:t>
+              <w:t>~$20–50</w:t>
             </w:r>
           </w:p>
         </w:tc>
@@ -4857,7 +4792,7 @@
               <w:rPr>
                 <w:sz w:val="19"/>
               </w:rPr>
-              <w:t>Free tier sufficient for event data</w:t>
+              <w:t>Classification, scoring, talking point generation</w:t>
             </w:r>
           </w:p>
         </w:tc>
@@ -4875,9 +4810,10 @@
             </w:r>
             <w:r>
               <w:rPr>
-                <w:sz w:val="19"/>
-              </w:rPr>
-              <w:t>OpenAI GPT-4o</w:t>
+                <w:b/>
+                <w:sz w:val="19"/>
+              </w:rPr>
+              <w:t>Subtotal — Third-Party Tools</w:t>
             </w:r>
           </w:p>
         </w:tc>
@@ -4893,76 +4829,16 @@
             </w:r>
             <w:r>
               <w:rPr>
-                <w:sz w:val="19"/>
-              </w:rPr>
-              <w:t>~$20–50</w:t>
+                <w:b/>
+                <w:sz w:val="19"/>
+              </w:rPr>
+              <w:t>~$35–120/month</w:t>
             </w:r>
           </w:p>
         </w:tc>
         <w:tc>
           <w:tcPr>
             <w:tcW w:type="dxa" w:w="2880"/>
-          </w:tcPr>
-          <w:p>
-            <w:r>
-              <w:rPr>
-                <w:sz w:val="19"/>
-              </w:rPr>
-            </w:r>
-            <w:r>
-              <w:rPr>
-                <w:sz w:val="19"/>
-              </w:rPr>
-              <w:t>Classification, scoring, talking point generation</w:t>
-            </w:r>
-          </w:p>
-        </w:tc>
-      </w:tr>
-      <w:tr>
-        <w:tc>
-          <w:tcPr>
-            <w:tcW w:type="dxa" w:w="2880"/>
-            <w:shd w:fill="F2F6FA" w:val="clear"/>
-          </w:tcPr>
-          <w:p>
-            <w:r>
-              <w:rPr>
-                <w:sz w:val="19"/>
-              </w:rPr>
-            </w:r>
-            <w:r>
-              <w:rPr>
-                <w:b/>
-                <w:sz w:val="19"/>
-              </w:rPr>
-              <w:t>Subtotal — Third-Party Tools</w:t>
-            </w:r>
-          </w:p>
-        </w:tc>
-        <w:tc>
-          <w:tcPr>
-            <w:tcW w:type="dxa" w:w="2880"/>
-            <w:shd w:fill="F2F6FA" w:val="clear"/>
-          </w:tcPr>
-          <w:p>
-            <w:r>
-              <w:rPr>
-                <w:sz w:val="19"/>
-              </w:rPr>
-            </w:r>
-            <w:r>
-              <w:rPr>
-                <w:b/>
-                <w:sz w:val="19"/>
-              </w:rPr>
-              <w:t>~$50–155/month</w:t>
-            </w:r>
-          </w:p>
-        </w:tc>
-        <w:tc>
-          <w:tcPr>
-            <w:tcW w:type="dxa" w:w="2880"/>
-            <w:shd w:fill="F2F6FA" w:val="clear"/>
           </w:tcPr>
           <w:p>
             <w:r>
@@ -5418,7 +5294,7 @@
               <w:rPr>
                 <w:sz w:val="19"/>
               </w:rPr>
-              <w:t>~$50–155</w:t>
+              <w:t>~$35–120</w:t>
             </w:r>
           </w:p>
         </w:tc>
@@ -5498,7 +5374,7 @@
                 <w:b/>
                 <w:sz w:val="19"/>
               </w:rPr>
-              <w:t>~$56–200/month</w:t>
+              <w:t>~$41–165/month</w:t>
             </w:r>
           </w:p>
         </w:tc>
@@ -6225,7 +6101,7 @@
               <w:rPr>
                 <w:sz w:val="19"/>
               </w:rPr>
-              <w:t>Hard-coded top 5, no filtering/pagination. Pivoting to Outscraper + Lobstr.io.</w:t>
+              <w:t>Hard-coded top 5, no filtering/pagination. Pivoting to Lobstr.io.</w:t>
             </w:r>
           </w:p>
         </w:tc>
